--- a/Tervezés/Specifikacio_vegleges.docx
+++ b/Tervezés/Specifikacio_vegleges.docx
@@ -1,21 +1,21 @@
 
 <file path=word/document.xml><?xml version="1.0" encoding="utf-8"?>
-<w:document xmlns:wpc="http://schemas.microsoft.com/office/word/2010/wordprocessingCanvas" xmlns:cx="http://schemas.microsoft.com/office/drawing/2014/chartex" xmlns:cx1="http://schemas.microsoft.com/office/drawing/2015/9/8/chartex" xmlns:cx2="http://schemas.microsoft.com/office/drawing/2015/10/21/chartex" xmlns:cx3="http://schemas.microsoft.com/office/drawing/2016/5/9/chartex" xmlns:cx4="http://schemas.microsoft.com/office/drawing/2016/5/10/chartex" xmlns:cx5="http://schemas.microsoft.com/office/drawing/2016/5/11/chartex" xmlns:cx6="http://schemas.microsoft.com/office/drawing/2016/5/12/chartex" xmlns:cx7="http://schemas.microsoft.com/office/drawing/2016/5/13/chartex" xmlns:cx8="http://schemas.microsoft.com/office/drawing/2016/5/14/chartex" xmlns:mc="http://schemas.openxmlformats.org/markup-compatibility/2006" xmlns:aink="http://schemas.microsoft.com/office/drawing/2016/ink" xmlns:am3d="http://schemas.microsoft.com/office/drawing/2017/model3d" xmlns:o="urn:schemas-microsoft-com:office:office" xmlns:r="http://schemas.openxmlformats.org/officeDocument/2006/relationships" xmlns:m="http://schemas.openxmlformats.org/officeDocument/2006/math" xmlns:v="urn:schemas-microsoft-com:vml" xmlns:wp14="http://schemas.microsoft.com/office/word/2010/wordprocessingDrawing" xmlns:wp="http://schemas.openxmlformats.org/drawingml/2006/wordprocessingDrawing" xmlns:w10="urn:schemas-microsoft-com:office:word" xmlns:w="http://schemas.openxmlformats.org/wordprocessingml/2006/main" xmlns:w14="http://schemas.microsoft.com/office/word/2010/wordml" xmlns:w15="http://schemas.microsoft.com/office/word/2012/wordml" xmlns:w16cid="http://schemas.microsoft.com/office/word/2016/wordml/cid" xmlns:w16se="http://schemas.microsoft.com/office/word/2015/wordml/symex" xmlns:wpg="http://schemas.microsoft.com/office/word/2010/wordprocessingGroup" xmlns:wpi="http://schemas.microsoft.com/office/word/2010/wordprocessingInk" xmlns:wne="http://schemas.microsoft.com/office/word/2006/wordml" xmlns:wps="http://schemas.microsoft.com/office/word/2010/wordprocessingShape" mc:Ignorable="w14 w15 w16se w16cid wp14">
+<w:document xmlns:wpc="http://schemas.microsoft.com/office/word/2010/wordprocessingCanvas" xmlns:cx="http://schemas.microsoft.com/office/drawing/2014/chartex" xmlns:cx1="http://schemas.microsoft.com/office/drawing/2015/9/8/chartex" xmlns:cx2="http://schemas.microsoft.com/office/drawing/2015/10/21/chartex" xmlns:cx3="http://schemas.microsoft.com/office/drawing/2016/5/9/chartex" xmlns:cx4="http://schemas.microsoft.com/office/drawing/2016/5/10/chartex" xmlns:cx5="http://schemas.microsoft.com/office/drawing/2016/5/11/chartex" xmlns:cx6="http://schemas.microsoft.com/office/drawing/2016/5/12/chartex" xmlns:cx7="http://schemas.microsoft.com/office/drawing/2016/5/13/chartex" xmlns:cx8="http://schemas.microsoft.com/office/drawing/2016/5/14/chartex" xmlns:mc="http://schemas.openxmlformats.org/markup-compatibility/2006" xmlns:aink="http://schemas.microsoft.com/office/drawing/2016/ink" xmlns:am3d="http://schemas.microsoft.com/office/drawing/2017/model3d" xmlns:o="urn:schemas-microsoft-com:office:office" xmlns:oel="http://schemas.microsoft.com/office/2019/extlst" xmlns:r="http://schemas.openxmlformats.org/officeDocument/2006/relationships" xmlns:m="http://schemas.openxmlformats.org/officeDocument/2006/math" xmlns:v="urn:schemas-microsoft-com:vml" xmlns:wp14="http://schemas.microsoft.com/office/word/2010/wordprocessingDrawing" xmlns:wp="http://schemas.openxmlformats.org/drawingml/2006/wordprocessingDrawing" xmlns:w10="urn:schemas-microsoft-com:office:word" xmlns:w="http://schemas.openxmlformats.org/wordprocessingml/2006/main" xmlns:w14="http://schemas.microsoft.com/office/word/2010/wordml" xmlns:w15="http://schemas.microsoft.com/office/word/2012/wordml" xmlns:w16cex="http://schemas.microsoft.com/office/word/2018/wordml/cex" xmlns:w16cid="http://schemas.microsoft.com/office/word/2016/wordml/cid" xmlns:w16="http://schemas.microsoft.com/office/word/2018/wordml" xmlns:w16du="http://schemas.microsoft.com/office/word/2023/wordml/word16du" xmlns:w16sdtdh="http://schemas.microsoft.com/office/word/2020/wordml/sdtdatahash" xmlns:w16sdtfl="http://schemas.microsoft.com/office/word/2024/wordml/sdtformatlock" xmlns:w16se="http://schemas.microsoft.com/office/word/2015/wordml/symex" xmlns:wpg="http://schemas.microsoft.com/office/word/2010/wordprocessingGroup" xmlns:wpi="http://schemas.microsoft.com/office/word/2010/wordprocessingInk" xmlns:wne="http://schemas.microsoft.com/office/word/2006/wordml" xmlns:wps="http://schemas.microsoft.com/office/word/2010/wordprocessingShape" mc:Ignorable="w14 w15 w16se w16cid w16 w16cex w16sdtdh w16sdtfl w16du wp14">
   <w:body>
     <w:p>
       <w:pPr>
         <w:jc w:val="center"/>
         <w:rPr>
           <w:rFonts w:ascii="Times New Roman" w:hAnsi="Times New Roman" w:cs="Times New Roman"/>
-          <w:sz w:val="44"/>
-          <w:szCs w:val="44"/>
-        </w:rPr>
-      </w:pPr>
-      <w:r>
-        <w:rPr>
-          <w:rFonts w:ascii="Times New Roman" w:hAnsi="Times New Roman" w:cs="Times New Roman"/>
-          <w:sz w:val="44"/>
-          <w:szCs w:val="44"/>
+          <w:sz w:val="32"/>
+          <w:szCs w:val="32"/>
+        </w:rPr>
+      </w:pPr>
+      <w:r>
+        <w:rPr>
+          <w:rFonts w:ascii="Times New Roman" w:hAnsi="Times New Roman" w:cs="Times New Roman"/>
+          <w:sz w:val="32"/>
+          <w:szCs w:val="32"/>
         </w:rPr>
         <w:t>Specifikáció</w:t>
       </w:r>
@@ -32,51 +32,52 @@
     <w:p>
       <w:pPr>
         <w:rPr>
-          <w:sz w:val="32"/>
-          <w:szCs w:val="32"/>
-        </w:rPr>
-      </w:pPr>
-      <w:r>
-        <w:rPr>
-          <w:rFonts w:ascii="Times New Roman" w:hAnsi="Times New Roman" w:cs="Times New Roman"/>
-          <w:sz w:val="32"/>
-          <w:szCs w:val="32"/>
-        </w:rPr>
-        <w:t>Feladatelosztás:</w:t>
-      </w:r>
-    </w:p>
-    <w:p>
-      <w:pPr>
-        <w:ind w:left="708"/>
-        <w:rPr>
           <w:rFonts w:ascii="Times New Roman" w:hAnsi="Times New Roman" w:cs="Times New Roman"/>
           <w:sz w:val="28"/>
           <w:szCs w:val="28"/>
         </w:rPr>
       </w:pPr>
-      <w:proofErr w:type="spellStart"/>
       <w:r>
         <w:rPr>
           <w:rFonts w:ascii="Times New Roman" w:hAnsi="Times New Roman" w:cs="Times New Roman"/>
           <w:sz w:val="28"/>
           <w:szCs w:val="28"/>
         </w:rPr>
+        <w:t>Feladatelosztás:</w:t>
+      </w:r>
+    </w:p>
+    <w:p>
+      <w:pPr>
+        <w:ind w:left="708"/>
+        <w:rPr>
+          <w:rFonts w:ascii="Times New Roman" w:hAnsi="Times New Roman" w:cs="Times New Roman"/>
+          <w:sz w:val="24"/>
+          <w:szCs w:val="24"/>
+        </w:rPr>
+      </w:pPr>
+      <w:proofErr w:type="spellStart"/>
+      <w:r>
+        <w:rPr>
+          <w:rFonts w:ascii="Times New Roman" w:hAnsi="Times New Roman" w:cs="Times New Roman"/>
+          <w:sz w:val="24"/>
+          <w:szCs w:val="24"/>
+        </w:rPr>
         <w:t>Evbuomwan</w:t>
       </w:r>
       <w:proofErr w:type="spellEnd"/>
       <w:r>
         <w:rPr>
           <w:rFonts w:ascii="Times New Roman" w:hAnsi="Times New Roman" w:cs="Times New Roman"/>
-          <w:sz w:val="28"/>
-          <w:szCs w:val="28"/>
+          <w:sz w:val="24"/>
+          <w:szCs w:val="24"/>
         </w:rPr>
         <w:t xml:space="preserve"> Abigél: Frontend</w:t>
       </w:r>
       <w:r>
         <w:rPr>
           <w:rFonts w:ascii="Times New Roman" w:hAnsi="Times New Roman" w:cs="Times New Roman"/>
-          <w:sz w:val="28"/>
-          <w:szCs w:val="28"/>
+          <w:sz w:val="24"/>
+          <w:szCs w:val="24"/>
         </w:rPr>
         <w:br/>
         <w:t xml:space="preserve">Sipos </w:t>
@@ -84,16 +85,16 @@
       <w:r>
         <w:rPr>
           <w:rFonts w:ascii="Times New Roman" w:hAnsi="Times New Roman" w:cs="Times New Roman"/>
-          <w:sz w:val="28"/>
-          <w:szCs w:val="28"/>
+          <w:sz w:val="24"/>
+          <w:szCs w:val="24"/>
         </w:rPr>
         <w:t>Fruzsina:</w:t>
       </w:r>
       <w:r>
         <w:rPr>
           <w:rFonts w:ascii="Times New Roman" w:hAnsi="Times New Roman" w:cs="Times New Roman"/>
-          <w:sz w:val="28"/>
-          <w:szCs w:val="28"/>
+          <w:sz w:val="24"/>
+          <w:szCs w:val="24"/>
         </w:rPr>
         <w:t xml:space="preserve"> Backend</w:t>
       </w:r>
@@ -119,25 +120,35 @@
       <w:r>
         <w:rPr>
           <w:rFonts w:ascii="Times New Roman" w:eastAsia="Times New Roman" w:hAnsi="Times New Roman" w:cs="Times New Roman"/>
-          <w:sz w:val="32"/>
-          <w:szCs w:val="32"/>
+          <w:sz w:val="28"/>
+          <w:szCs w:val="28"/>
           <w:lang w:eastAsia="hu-HU"/>
         </w:rPr>
-        <w:t>A feladat leírása:</w:t>
-      </w:r>
-      <w:r>
+        <w:t xml:space="preserve">A feladat leírása: </w:t>
+      </w:r>
+    </w:p>
+    <w:p>
+      <w:pPr>
+        <w:ind w:firstLine="708"/>
         <w:rPr>
           <w:rFonts w:ascii="Times New Roman" w:eastAsia="Times New Roman" w:hAnsi="Times New Roman" w:cs="Times New Roman"/>
           <w:sz w:val="28"/>
           <w:szCs w:val="28"/>
           <w:lang w:eastAsia="hu-HU"/>
         </w:rPr>
-        <w:t xml:space="preserve"> </w:t>
-      </w:r>
-    </w:p>
-    <w:p>
-      <w:pPr>
-        <w:ind w:firstLine="708"/>
+      </w:pPr>
+      <w:r>
+        <w:rPr>
+          <w:rFonts w:ascii="Times New Roman" w:eastAsia="Times New Roman" w:hAnsi="Times New Roman" w:cs="Times New Roman"/>
+          <w:sz w:val="24"/>
+          <w:szCs w:val="24"/>
+          <w:lang w:eastAsia="hu-HU"/>
+        </w:rPr>
+        <w:t>A projektünk célja egy szokáskövető rendszer kialakítása. Az alkalmazás fejleszti a rendszeres életmód kialakítását, és támogatja az emberek hosszabb és kiegyensúlyozottabb életvitelét. A felhasználó az alkalmazás segítségével menedzseli az elvégzendő feladatait, és nyomon tudja követni a haladását.</w:t>
+      </w:r>
+    </w:p>
+    <w:p>
+      <w:pPr>
         <w:rPr>
           <w:rFonts w:ascii="Times New Roman" w:eastAsia="Times New Roman" w:hAnsi="Times New Roman" w:cs="Times New Roman"/>
           <w:sz w:val="28"/>
@@ -145,62 +156,45 @@
           <w:lang w:eastAsia="hu-HU"/>
         </w:rPr>
       </w:pPr>
-      <w:r>
-        <w:rPr>
-          <w:rFonts w:eastAsia="Times New Roman" w:cs="Times New Roman"/>
-          <w:sz w:val="24"/>
-          <w:szCs w:val="24"/>
-          <w:lang w:eastAsia="hu-HU"/>
-        </w:rPr>
-        <w:t>A projektünk célja egy szokáskövető rendszer kialakítása. Az alkalmazás fejleszti a rendszeres életmód kialakítását, és támogatja az emberek hosszabb és kiegyensúlyozottabb életvitelét. A felhasználó az alkalmazás segítségével menedzseli az elvégzendő feladatait, és nyomon tudja követni a haladását.</w:t>
-      </w:r>
-    </w:p>
-    <w:p>
-      <w:pPr>
-        <w:rPr>
-          <w:rFonts w:ascii="Times New Roman" w:eastAsia="Times New Roman" w:hAnsi="Times New Roman" w:cs="Times New Roman"/>
+    </w:p>
+    <w:p>
+      <w:pPr>
+        <w:rPr>
+          <w:rFonts w:ascii="Times New Roman" w:hAnsi="Times New Roman" w:cs="Times New Roman"/>
+          <w:sz w:val="32"/>
+          <w:szCs w:val="32"/>
+        </w:rPr>
+      </w:pPr>
+      <w:r>
+        <w:rPr>
+          <w:rFonts w:ascii="Times New Roman" w:hAnsi="Times New Roman" w:cs="Times New Roman"/>
+          <w:sz w:val="32"/>
+          <w:szCs w:val="32"/>
+        </w:rPr>
+        <w:t>Funkciók</w:t>
+      </w:r>
+      <w:r>
+        <w:rPr>
+          <w:rFonts w:ascii="Times New Roman" w:hAnsi="Times New Roman" w:cs="Times New Roman"/>
+          <w:sz w:val="32"/>
+          <w:szCs w:val="32"/>
+        </w:rPr>
+        <w:t xml:space="preserve"> részletes leírása:</w:t>
+      </w:r>
+    </w:p>
+    <w:p>
+      <w:pPr>
+        <w:rPr>
+          <w:rFonts w:ascii="Times New Roman" w:hAnsi="Times New Roman" w:cs="Times New Roman"/>
           <w:sz w:val="28"/>
           <w:szCs w:val="28"/>
-          <w:lang w:eastAsia="hu-HU"/>
-        </w:rPr>
-      </w:pPr>
-    </w:p>
-    <w:p>
-      <w:pPr>
-        <w:rPr>
-          <w:rFonts w:ascii="Times New Roman" w:hAnsi="Times New Roman" w:cs="Times New Roman"/>
-          <w:sz w:val="40"/>
-          <w:szCs w:val="40"/>
-        </w:rPr>
-      </w:pPr>
-      <w:r>
-        <w:rPr>
-          <w:rFonts w:ascii="Times New Roman" w:hAnsi="Times New Roman" w:cs="Times New Roman"/>
-          <w:sz w:val="40"/>
-          <w:szCs w:val="40"/>
-        </w:rPr>
-        <w:t>Funkciók</w:t>
-      </w:r>
-      <w:r>
-        <w:rPr>
-          <w:rFonts w:ascii="Times New Roman" w:hAnsi="Times New Roman" w:cs="Times New Roman"/>
-          <w:sz w:val="40"/>
-          <w:szCs w:val="40"/>
-        </w:rPr>
-        <w:t xml:space="preserve"> részletes leírása:</w:t>
-      </w:r>
-    </w:p>
-    <w:p>
-      <w:pPr>
-        <w:rPr>
-          <w:sz w:val="32"/>
-          <w:szCs w:val="32"/>
-        </w:rPr>
-      </w:pPr>
-      <w:r>
-        <w:rPr>
-          <w:sz w:val="32"/>
-          <w:szCs w:val="32"/>
+        </w:rPr>
+      </w:pPr>
+      <w:r>
+        <w:rPr>
+          <w:rFonts w:ascii="Times New Roman" w:hAnsi="Times New Roman" w:cs="Times New Roman"/>
+          <w:sz w:val="28"/>
+          <w:szCs w:val="28"/>
         </w:rPr>
         <w:t>Regisztráció és bejelentkezés:</w:t>
       </w:r>
@@ -208,12 +202,14 @@
     <w:p>
       <w:pPr>
         <w:rPr>
-          <w:sz w:val="24"/>
-          <w:szCs w:val="24"/>
-        </w:rPr>
-      </w:pPr>
-      <w:r>
-        <w:rPr>
+          <w:rFonts w:ascii="Times New Roman" w:hAnsi="Times New Roman" w:cs="Times New Roman"/>
+          <w:sz w:val="24"/>
+          <w:szCs w:val="24"/>
+        </w:rPr>
+      </w:pPr>
+      <w:r>
+        <w:rPr>
+          <w:rFonts w:ascii="Times New Roman" w:hAnsi="Times New Roman" w:cs="Times New Roman"/>
           <w:sz w:val="24"/>
           <w:szCs w:val="24"/>
         </w:rPr>
@@ -224,12 +220,14 @@
     <w:p>
       <w:pPr>
         <w:rPr>
-          <w:sz w:val="24"/>
-          <w:szCs w:val="24"/>
-        </w:rPr>
-      </w:pPr>
-      <w:r>
-        <w:rPr>
+          <w:rFonts w:ascii="Times New Roman" w:hAnsi="Times New Roman" w:cs="Times New Roman"/>
+          <w:sz w:val="24"/>
+          <w:szCs w:val="24"/>
+        </w:rPr>
+      </w:pPr>
+      <w:r>
+        <w:rPr>
+          <w:rFonts w:ascii="Times New Roman" w:hAnsi="Times New Roman" w:cs="Times New Roman"/>
           <w:sz w:val="24"/>
           <w:szCs w:val="24"/>
         </w:rPr>
@@ -239,27 +237,28 @@
     <w:p>
       <w:pPr>
         <w:rPr>
-          <w:bCs/>
-          <w:sz w:val="24"/>
-          <w:szCs w:val="24"/>
-        </w:rPr>
-      </w:pPr>
-    </w:p>
-    <w:p>
-      <w:pPr>
-        <w:rPr>
-          <w:rFonts w:ascii="Times New Roman" w:hAnsi="Times New Roman" w:cs="Times New Roman"/>
-          <w:bCs/>
-          <w:sz w:val="32"/>
-          <w:szCs w:val="32"/>
-        </w:rPr>
-      </w:pPr>
-      <w:r>
-        <w:rPr>
-          <w:rFonts w:ascii="Times New Roman" w:hAnsi="Times New Roman" w:cs="Times New Roman"/>
-          <w:bCs/>
-          <w:sz w:val="32"/>
-          <w:szCs w:val="32"/>
+          <w:rFonts w:ascii="Times New Roman" w:hAnsi="Times New Roman" w:cs="Times New Roman"/>
+          <w:bCs/>
+          <w:sz w:val="24"/>
+          <w:szCs w:val="24"/>
+        </w:rPr>
+      </w:pPr>
+    </w:p>
+    <w:p>
+      <w:pPr>
+        <w:rPr>
+          <w:rFonts w:ascii="Times New Roman" w:hAnsi="Times New Roman" w:cs="Times New Roman"/>
+          <w:bCs/>
+          <w:sz w:val="28"/>
+          <w:szCs w:val="28"/>
+        </w:rPr>
+      </w:pPr>
+      <w:r>
+        <w:rPr>
+          <w:rFonts w:ascii="Times New Roman" w:hAnsi="Times New Roman" w:cs="Times New Roman"/>
+          <w:bCs/>
+          <w:sz w:val="28"/>
+          <w:szCs w:val="28"/>
         </w:rPr>
         <w:t>Szokások kezelése:</w:t>
       </w:r>
@@ -267,13 +266,15 @@
     <w:p>
       <w:pPr>
         <w:rPr>
-          <w:bCs/>
-          <w:sz w:val="24"/>
-          <w:szCs w:val="24"/>
-        </w:rPr>
-      </w:pPr>
-      <w:r>
-        <w:rPr>
+          <w:rFonts w:ascii="Times New Roman" w:hAnsi="Times New Roman" w:cs="Times New Roman"/>
+          <w:bCs/>
+          <w:sz w:val="24"/>
+          <w:szCs w:val="24"/>
+        </w:rPr>
+      </w:pPr>
+      <w:r>
+        <w:rPr>
+          <w:rFonts w:ascii="Times New Roman" w:hAnsi="Times New Roman" w:cs="Times New Roman"/>
           <w:bCs/>
           <w:sz w:val="24"/>
           <w:szCs w:val="24"/>
@@ -282,6 +283,7 @@
       </w:r>
       <w:r>
         <w:rPr>
+          <w:rFonts w:ascii="Times New Roman" w:hAnsi="Times New Roman" w:cs="Times New Roman"/>
           <w:bCs/>
           <w:sz w:val="24"/>
           <w:szCs w:val="24"/>
@@ -290,6 +292,7 @@
       </w:r>
       <w:r>
         <w:rPr>
+          <w:rFonts w:ascii="Times New Roman" w:hAnsi="Times New Roman" w:cs="Times New Roman"/>
           <w:bCs/>
           <w:sz w:val="24"/>
           <w:szCs w:val="24"/>
@@ -300,13 +303,15 @@
     <w:p>
       <w:pPr>
         <w:rPr>
-          <w:bCs/>
-          <w:sz w:val="24"/>
-          <w:szCs w:val="24"/>
-        </w:rPr>
-      </w:pPr>
-      <w:r>
-        <w:rPr>
+          <w:rFonts w:ascii="Times New Roman" w:hAnsi="Times New Roman" w:cs="Times New Roman"/>
+          <w:bCs/>
+          <w:sz w:val="24"/>
+          <w:szCs w:val="24"/>
+        </w:rPr>
+      </w:pPr>
+      <w:r>
+        <w:rPr>
+          <w:rFonts w:ascii="Times New Roman" w:hAnsi="Times New Roman" w:cs="Times New Roman"/>
           <w:bCs/>
           <w:sz w:val="24"/>
           <w:szCs w:val="24"/>
@@ -315,6 +320,7 @@
       </w:r>
       <w:r>
         <w:rPr>
+          <w:rFonts w:ascii="Times New Roman" w:hAnsi="Times New Roman" w:cs="Times New Roman"/>
           <w:bCs/>
           <w:sz w:val="24"/>
           <w:szCs w:val="24"/>
@@ -324,6 +330,7 @@
       </w:r>
       <w:r>
         <w:rPr>
+          <w:rFonts w:ascii="Times New Roman" w:hAnsi="Times New Roman" w:cs="Times New Roman"/>
           <w:bCs/>
           <w:sz w:val="24"/>
           <w:szCs w:val="24"/>
@@ -332,6 +339,7 @@
       </w:r>
       <w:r>
         <w:rPr>
+          <w:rFonts w:ascii="Times New Roman" w:hAnsi="Times New Roman" w:cs="Times New Roman"/>
           <w:bCs/>
           <w:sz w:val="24"/>
           <w:szCs w:val="24"/>
@@ -340,6 +348,7 @@
       </w:r>
       <w:r>
         <w:rPr>
+          <w:rFonts w:ascii="Times New Roman" w:hAnsi="Times New Roman" w:cs="Times New Roman"/>
           <w:bCs/>
           <w:sz w:val="24"/>
           <w:szCs w:val="24"/>
@@ -348,6 +357,7 @@
       </w:r>
       <w:r>
         <w:rPr>
+          <w:rFonts w:ascii="Times New Roman" w:hAnsi="Times New Roman" w:cs="Times New Roman"/>
           <w:bCs/>
           <w:sz w:val="24"/>
           <w:szCs w:val="24"/>
@@ -356,6 +366,7 @@
       </w:r>
       <w:r>
         <w:rPr>
+          <w:rFonts w:ascii="Times New Roman" w:hAnsi="Times New Roman" w:cs="Times New Roman"/>
           <w:bCs/>
           <w:sz w:val="24"/>
           <w:szCs w:val="24"/>
@@ -364,6 +375,7 @@
       </w:r>
       <w:r>
         <w:rPr>
+          <w:rFonts w:ascii="Times New Roman" w:hAnsi="Times New Roman" w:cs="Times New Roman"/>
           <w:bCs/>
           <w:sz w:val="24"/>
           <w:szCs w:val="24"/>
@@ -372,6 +384,7 @@
       </w:r>
       <w:r>
         <w:rPr>
+          <w:rFonts w:ascii="Times New Roman" w:hAnsi="Times New Roman" w:cs="Times New Roman"/>
           <w:bCs/>
           <w:sz w:val="24"/>
           <w:szCs w:val="24"/>
@@ -382,66 +395,63 @@
     <w:p>
       <w:pPr>
         <w:rPr>
-          <w:bCs/>
-          <w:sz w:val="24"/>
-          <w:szCs w:val="24"/>
-        </w:rPr>
-      </w:pPr>
-      <w:r>
-        <w:rPr>
-          <w:bCs/>
-          <w:sz w:val="24"/>
-          <w:szCs w:val="24"/>
-        </w:rPr>
-        <w:t xml:space="preserve">A felvett szokások egy listában is megjelennek, ahol a felhasználó bármikor megnézheti, hogy milyen szokásai vannak éppen érvényben, és hogy azok teljesítésében hol tart. A </w:t>
-      </w:r>
-      <w:r>
-        <w:rPr>
-          <w:bCs/>
-          <w:sz w:val="24"/>
-          <w:szCs w:val="24"/>
+          <w:rFonts w:ascii="Times New Roman" w:hAnsi="Times New Roman" w:cs="Times New Roman"/>
+          <w:bCs/>
+          <w:sz w:val="24"/>
+          <w:szCs w:val="24"/>
+        </w:rPr>
+      </w:pPr>
+      <w:r>
+        <w:rPr>
+          <w:rFonts w:ascii="Times New Roman" w:hAnsi="Times New Roman" w:cs="Times New Roman"/>
+          <w:bCs/>
+          <w:sz w:val="24"/>
+          <w:szCs w:val="24"/>
+        </w:rPr>
+        <w:t>A felvett szokások egy listában is megjelennek, ahol a felhasználó bármikor megnézheti, hogy milyen szokásai vannak éppen érvényben, és hogy azok teljesítésében hol tart. A szokások neve, időtartama utólag is módosítható, illetve lehetőség van ezek törlésére is.</w:t>
+      </w:r>
+      <w:r>
+        <w:rPr>
+          <w:rFonts w:ascii="Times New Roman" w:hAnsi="Times New Roman" w:cs="Times New Roman"/>
+          <w:bCs/>
+          <w:sz w:val="24"/>
+          <w:szCs w:val="24"/>
+        </w:rPr>
+        <w:br/>
+      </w:r>
+    </w:p>
+    <w:p>
+      <w:pPr>
+        <w:rPr>
+          <w:rFonts w:ascii="Times New Roman" w:hAnsi="Times New Roman" w:cs="Times New Roman"/>
+          <w:bCs/>
+          <w:sz w:val="28"/>
+          <w:szCs w:val="28"/>
+        </w:rPr>
+      </w:pPr>
+      <w:r>
+        <w:rPr>
+          <w:rFonts w:ascii="Times New Roman" w:hAnsi="Times New Roman" w:cs="Times New Roman"/>
+          <w:bCs/>
+          <w:sz w:val="28"/>
+          <w:szCs w:val="28"/>
         </w:rPr>
         <w:lastRenderedPageBreak/>
-        <w:t>szokások neve, időtartama utólag is módosítható, illetve lehetőség van ezek törlésére is.</w:t>
-      </w:r>
-      <w:r>
-        <w:rPr>
-          <w:bCs/>
-          <w:sz w:val="24"/>
-          <w:szCs w:val="24"/>
-        </w:rPr>
-        <w:br/>
-      </w:r>
-    </w:p>
-    <w:p>
-      <w:pPr>
-        <w:rPr>
-          <w:rFonts w:ascii="Times New Roman" w:hAnsi="Times New Roman" w:cs="Times New Roman"/>
-          <w:bCs/>
-          <w:sz w:val="32"/>
-          <w:szCs w:val="32"/>
-        </w:rPr>
-      </w:pPr>
-      <w:r>
-        <w:rPr>
-          <w:rFonts w:ascii="Times New Roman" w:hAnsi="Times New Roman" w:cs="Times New Roman"/>
-          <w:bCs/>
-          <w:sz w:val="32"/>
-          <w:szCs w:val="32"/>
-        </w:rPr>
         <w:t>Teendőlista:</w:t>
       </w:r>
     </w:p>
     <w:p>
       <w:pPr>
         <w:rPr>
-          <w:bCs/>
-          <w:sz w:val="24"/>
-          <w:szCs w:val="24"/>
-        </w:rPr>
-      </w:pPr>
-      <w:r>
-        <w:rPr>
+          <w:rFonts w:ascii="Times New Roman" w:hAnsi="Times New Roman" w:cs="Times New Roman"/>
+          <w:bCs/>
+          <w:sz w:val="24"/>
+          <w:szCs w:val="24"/>
+        </w:rPr>
+      </w:pPr>
+      <w:r>
+        <w:rPr>
+          <w:rFonts w:ascii="Times New Roman" w:hAnsi="Times New Roman" w:cs="Times New Roman"/>
           <w:bCs/>
           <w:sz w:val="24"/>
           <w:szCs w:val="24"/>
@@ -451,6 +461,7 @@
       </w:r>
       <w:r>
         <w:rPr>
+          <w:rFonts w:ascii="Times New Roman" w:hAnsi="Times New Roman" w:cs="Times New Roman"/>
           <w:bCs/>
           <w:sz w:val="24"/>
           <w:szCs w:val="24"/>
@@ -459,6 +470,7 @@
       </w:r>
       <w:r>
         <w:rPr>
+          <w:rFonts w:ascii="Times New Roman" w:hAnsi="Times New Roman" w:cs="Times New Roman"/>
           <w:bCs/>
           <w:sz w:val="24"/>
           <w:szCs w:val="24"/>
@@ -467,6 +479,7 @@
       </w:r>
       <w:r>
         <w:rPr>
+          <w:rFonts w:ascii="Times New Roman" w:hAnsi="Times New Roman" w:cs="Times New Roman"/>
           <w:bCs/>
           <w:sz w:val="24"/>
           <w:szCs w:val="24"/>
@@ -475,6 +488,7 @@
       </w:r>
       <w:r>
         <w:rPr>
+          <w:rFonts w:ascii="Times New Roman" w:hAnsi="Times New Roman" w:cs="Times New Roman"/>
           <w:bCs/>
           <w:sz w:val="24"/>
           <w:szCs w:val="24"/>
@@ -483,6 +497,7 @@
       </w:r>
       <w:r>
         <w:rPr>
+          <w:rFonts w:ascii="Times New Roman" w:hAnsi="Times New Roman" w:cs="Times New Roman"/>
           <w:bCs/>
           <w:sz w:val="24"/>
           <w:szCs w:val="24"/>
@@ -491,6 +506,7 @@
       </w:r>
       <w:r>
         <w:rPr>
+          <w:rFonts w:ascii="Times New Roman" w:hAnsi="Times New Roman" w:cs="Times New Roman"/>
           <w:bCs/>
           <w:sz w:val="24"/>
           <w:szCs w:val="24"/>
@@ -501,13 +517,15 @@
     <w:p>
       <w:pPr>
         <w:rPr>
-          <w:bCs/>
-          <w:sz w:val="24"/>
-          <w:szCs w:val="24"/>
-        </w:rPr>
-      </w:pPr>
-      <w:r>
-        <w:rPr>
+          <w:rFonts w:ascii="Times New Roman" w:hAnsi="Times New Roman" w:cs="Times New Roman"/>
+          <w:bCs/>
+          <w:sz w:val="24"/>
+          <w:szCs w:val="24"/>
+        </w:rPr>
+      </w:pPr>
+      <w:r>
+        <w:rPr>
+          <w:rFonts w:ascii="Times New Roman" w:hAnsi="Times New Roman" w:cs="Times New Roman"/>
           <w:bCs/>
           <w:sz w:val="24"/>
           <w:szCs w:val="24"/>
@@ -516,6 +534,7 @@
       </w:r>
       <w:r>
         <w:rPr>
+          <w:rFonts w:ascii="Times New Roman" w:hAnsi="Times New Roman" w:cs="Times New Roman"/>
           <w:bCs/>
           <w:sz w:val="24"/>
           <w:szCs w:val="24"/>
@@ -524,6 +543,7 @@
       </w:r>
       <w:r>
         <w:rPr>
+          <w:rFonts w:ascii="Times New Roman" w:hAnsi="Times New Roman" w:cs="Times New Roman"/>
           <w:bCs/>
           <w:sz w:val="24"/>
           <w:szCs w:val="24"/>
@@ -534,13 +554,15 @@
     <w:p>
       <w:pPr>
         <w:rPr>
-          <w:bCs/>
-          <w:sz w:val="24"/>
-          <w:szCs w:val="24"/>
-        </w:rPr>
-      </w:pPr>
-      <w:r>
-        <w:rPr>
+          <w:rFonts w:ascii="Times New Roman" w:hAnsi="Times New Roman" w:cs="Times New Roman"/>
+          <w:bCs/>
+          <w:sz w:val="24"/>
+          <w:szCs w:val="24"/>
+        </w:rPr>
+      </w:pPr>
+      <w:r>
+        <w:rPr>
+          <w:rFonts w:ascii="Times New Roman" w:hAnsi="Times New Roman" w:cs="Times New Roman"/>
           <w:bCs/>
           <w:sz w:val="24"/>
           <w:szCs w:val="24"/>
@@ -549,6 +571,7 @@
       </w:r>
       <w:r>
         <w:rPr>
+          <w:rFonts w:ascii="Times New Roman" w:hAnsi="Times New Roman" w:cs="Times New Roman"/>
           <w:bCs/>
           <w:sz w:val="24"/>
           <w:szCs w:val="24"/>
@@ -557,6 +580,7 @@
       </w:r>
       <w:r>
         <w:rPr>
+          <w:rFonts w:ascii="Times New Roman" w:hAnsi="Times New Roman" w:cs="Times New Roman"/>
           <w:bCs/>
           <w:sz w:val="24"/>
           <w:szCs w:val="24"/>
@@ -565,6 +589,7 @@
       </w:r>
       <w:r>
         <w:rPr>
+          <w:rFonts w:ascii="Times New Roman" w:hAnsi="Times New Roman" w:cs="Times New Roman"/>
           <w:bCs/>
           <w:sz w:val="24"/>
           <w:szCs w:val="24"/>
@@ -573,6 +598,7 @@
       </w:r>
       <w:r>
         <w:rPr>
+          <w:rFonts w:ascii="Times New Roman" w:hAnsi="Times New Roman" w:cs="Times New Roman"/>
           <w:bCs/>
           <w:sz w:val="24"/>
           <w:szCs w:val="24"/>
@@ -583,26 +609,27 @@
     <w:p>
       <w:pPr>
         <w:rPr>
-          <w:bCs/>
-          <w:sz w:val="24"/>
-          <w:szCs w:val="24"/>
-        </w:rPr>
-      </w:pPr>
-    </w:p>
-    <w:p>
-      <w:pPr>
-        <w:rPr>
-          <w:rFonts w:ascii="Times New Roman" w:hAnsi="Times New Roman" w:cs="Times New Roman"/>
-          <w:bCs/>
-          <w:sz w:val="32"/>
-          <w:szCs w:val="32"/>
-        </w:rPr>
-      </w:pPr>
-      <w:r>
-        <w:rPr>
-          <w:rFonts w:ascii="Times New Roman" w:hAnsi="Times New Roman" w:cs="Times New Roman"/>
-          <w:sz w:val="32"/>
-          <w:szCs w:val="32"/>
+          <w:rFonts w:ascii="Times New Roman" w:hAnsi="Times New Roman" w:cs="Times New Roman"/>
+          <w:bCs/>
+          <w:sz w:val="24"/>
+          <w:szCs w:val="24"/>
+        </w:rPr>
+      </w:pPr>
+    </w:p>
+    <w:p>
+      <w:pPr>
+        <w:rPr>
+          <w:rFonts w:ascii="Times New Roman" w:hAnsi="Times New Roman" w:cs="Times New Roman"/>
+          <w:bCs/>
+          <w:sz w:val="28"/>
+          <w:szCs w:val="28"/>
+        </w:rPr>
+      </w:pPr>
+      <w:r>
+        <w:rPr>
+          <w:rFonts w:ascii="Times New Roman" w:hAnsi="Times New Roman" w:cs="Times New Roman"/>
+          <w:sz w:val="28"/>
+          <w:szCs w:val="28"/>
         </w:rPr>
         <w:t>Naptár és eseménykezelés:</w:t>
       </w:r>
@@ -610,13 +637,15 @@
     <w:p>
       <w:pPr>
         <w:rPr>
-          <w:bCs/>
-          <w:sz w:val="24"/>
-          <w:szCs w:val="24"/>
-        </w:rPr>
-      </w:pPr>
-      <w:r>
-        <w:rPr>
+          <w:rFonts w:ascii="Times New Roman" w:hAnsi="Times New Roman" w:cs="Times New Roman"/>
+          <w:bCs/>
+          <w:sz w:val="24"/>
+          <w:szCs w:val="24"/>
+        </w:rPr>
+      </w:pPr>
+      <w:r>
+        <w:rPr>
+          <w:rFonts w:ascii="Times New Roman" w:hAnsi="Times New Roman" w:cs="Times New Roman"/>
           <w:bCs/>
           <w:sz w:val="24"/>
           <w:szCs w:val="24"/>
@@ -626,14 +655,36 @@
       </w:r>
       <w:r>
         <w:rPr>
-          <w:bCs/>
-          <w:sz w:val="24"/>
-          <w:szCs w:val="24"/>
-        </w:rPr>
-        <w:t xml:space="preserve"> A teendők a napi feladatok, amit a teendőlistából szedünk (pl.: levinni a szemetet ) és az események, amiket felvehet itt a naptárnézetben (pl.: születésnap, ballagás). </w:t>
-      </w:r>
-      <w:r>
-        <w:rPr>
+          <w:rFonts w:ascii="Times New Roman" w:hAnsi="Times New Roman" w:cs="Times New Roman"/>
+          <w:bCs/>
+          <w:sz w:val="24"/>
+          <w:szCs w:val="24"/>
+        </w:rPr>
+        <w:t xml:space="preserve"> A teendők a napi feladatok, amit a teendőlistából szedünk (pl.: levinni a </w:t>
+      </w:r>
+      <w:proofErr w:type="gramStart"/>
+      <w:r>
+        <w:rPr>
+          <w:rFonts w:ascii="Times New Roman" w:hAnsi="Times New Roman" w:cs="Times New Roman"/>
+          <w:bCs/>
+          <w:sz w:val="24"/>
+          <w:szCs w:val="24"/>
+        </w:rPr>
+        <w:t>szemetet )</w:t>
+      </w:r>
+      <w:proofErr w:type="gramEnd"/>
+      <w:r>
+        <w:rPr>
+          <w:rFonts w:ascii="Times New Roman" w:hAnsi="Times New Roman" w:cs="Times New Roman"/>
+          <w:bCs/>
+          <w:sz w:val="24"/>
+          <w:szCs w:val="24"/>
+        </w:rPr>
+        <w:t xml:space="preserve"> és az események, amiket felvehet itt a naptárnézetben (pl.: születésnap, ballagás). </w:t>
+      </w:r>
+      <w:r>
+        <w:rPr>
+          <w:rFonts w:ascii="Times New Roman" w:hAnsi="Times New Roman" w:cs="Times New Roman"/>
           <w:bCs/>
           <w:sz w:val="24"/>
           <w:szCs w:val="24"/>
@@ -644,13 +695,15 @@
     <w:p>
       <w:pPr>
         <w:rPr>
-          <w:bCs/>
-          <w:sz w:val="24"/>
-          <w:szCs w:val="24"/>
-        </w:rPr>
-      </w:pPr>
-      <w:r>
-        <w:rPr>
+          <w:rFonts w:ascii="Times New Roman" w:hAnsi="Times New Roman" w:cs="Times New Roman"/>
+          <w:bCs/>
+          <w:sz w:val="24"/>
+          <w:szCs w:val="24"/>
+        </w:rPr>
+      </w:pPr>
+      <w:r>
+        <w:rPr>
+          <w:rFonts w:ascii="Times New Roman" w:hAnsi="Times New Roman" w:cs="Times New Roman"/>
           <w:bCs/>
           <w:sz w:val="24"/>
           <w:szCs w:val="24"/>
@@ -661,27 +714,28 @@
     <w:p>
       <w:pPr>
         <w:rPr>
-          <w:bCs/>
-          <w:sz w:val="24"/>
-          <w:szCs w:val="24"/>
-        </w:rPr>
-      </w:pPr>
-    </w:p>
-    <w:p>
-      <w:pPr>
-        <w:rPr>
-          <w:rFonts w:ascii="Times New Roman" w:hAnsi="Times New Roman" w:cs="Times New Roman"/>
-          <w:bCs/>
-          <w:sz w:val="32"/>
-          <w:szCs w:val="32"/>
-        </w:rPr>
-      </w:pPr>
-      <w:r>
-        <w:rPr>
-          <w:rFonts w:ascii="Times New Roman" w:hAnsi="Times New Roman" w:cs="Times New Roman"/>
-          <w:bCs/>
-          <w:sz w:val="32"/>
-          <w:szCs w:val="32"/>
+          <w:rFonts w:ascii="Times New Roman" w:hAnsi="Times New Roman" w:cs="Times New Roman"/>
+          <w:bCs/>
+          <w:sz w:val="24"/>
+          <w:szCs w:val="24"/>
+        </w:rPr>
+      </w:pPr>
+    </w:p>
+    <w:p>
+      <w:pPr>
+        <w:rPr>
+          <w:rFonts w:ascii="Times New Roman" w:hAnsi="Times New Roman" w:cs="Times New Roman"/>
+          <w:bCs/>
+          <w:sz w:val="28"/>
+          <w:szCs w:val="28"/>
+        </w:rPr>
+      </w:pPr>
+      <w:r>
+        <w:rPr>
+          <w:rFonts w:ascii="Times New Roman" w:hAnsi="Times New Roman" w:cs="Times New Roman"/>
+          <w:bCs/>
+          <w:sz w:val="28"/>
+          <w:szCs w:val="28"/>
         </w:rPr>
         <w:t>Profil és statisztikák:</w:t>
       </w:r>
@@ -689,13 +743,15 @@
     <w:p>
       <w:pPr>
         <w:rPr>
-          <w:bCs/>
-          <w:sz w:val="24"/>
-          <w:szCs w:val="24"/>
-        </w:rPr>
-      </w:pPr>
-      <w:r>
-        <w:rPr>
+          <w:rFonts w:ascii="Times New Roman" w:hAnsi="Times New Roman" w:cs="Times New Roman"/>
+          <w:bCs/>
+          <w:sz w:val="24"/>
+          <w:szCs w:val="24"/>
+        </w:rPr>
+      </w:pPr>
+      <w:r>
+        <w:rPr>
+          <w:rFonts w:ascii="Times New Roman" w:hAnsi="Times New Roman" w:cs="Times New Roman"/>
           <w:bCs/>
           <w:sz w:val="24"/>
           <w:szCs w:val="24"/>
@@ -707,13 +763,15 @@
     <w:p>
       <w:pPr>
         <w:rPr>
-          <w:bCs/>
-          <w:sz w:val="24"/>
-          <w:szCs w:val="24"/>
-        </w:rPr>
-      </w:pPr>
-      <w:r>
-        <w:rPr>
+          <w:rFonts w:ascii="Times New Roman" w:hAnsi="Times New Roman" w:cs="Times New Roman"/>
+          <w:bCs/>
+          <w:sz w:val="24"/>
+          <w:szCs w:val="24"/>
+        </w:rPr>
+      </w:pPr>
+      <w:r>
+        <w:rPr>
+          <w:rFonts w:ascii="Times New Roman" w:hAnsi="Times New Roman" w:cs="Times New Roman"/>
           <w:bCs/>
           <w:sz w:val="24"/>
           <w:szCs w:val="24"/>
@@ -724,13 +782,15 @@
     <w:p>
       <w:pPr>
         <w:rPr>
-          <w:bCs/>
-          <w:sz w:val="24"/>
-          <w:szCs w:val="24"/>
-        </w:rPr>
-      </w:pPr>
-      <w:r>
-        <w:rPr>
+          <w:rFonts w:ascii="Times New Roman" w:hAnsi="Times New Roman" w:cs="Times New Roman"/>
+          <w:bCs/>
+          <w:sz w:val="24"/>
+          <w:szCs w:val="24"/>
+        </w:rPr>
+      </w:pPr>
+      <w:r>
+        <w:rPr>
+          <w:rFonts w:ascii="Times New Roman" w:hAnsi="Times New Roman" w:cs="Times New Roman"/>
           <w:bCs/>
           <w:sz w:val="24"/>
           <w:szCs w:val="24"/>
@@ -741,27 +801,28 @@
     <w:p>
       <w:pPr>
         <w:rPr>
-          <w:bCs/>
-          <w:sz w:val="24"/>
-          <w:szCs w:val="24"/>
-        </w:rPr>
-      </w:pPr>
-    </w:p>
-    <w:p>
-      <w:pPr>
-        <w:rPr>
-          <w:rFonts w:ascii="Times New Roman" w:hAnsi="Times New Roman" w:cs="Times New Roman"/>
-          <w:bCs/>
-          <w:sz w:val="32"/>
-          <w:szCs w:val="32"/>
-        </w:rPr>
-      </w:pPr>
-      <w:r>
-        <w:rPr>
-          <w:rFonts w:ascii="Times New Roman" w:hAnsi="Times New Roman" w:cs="Times New Roman"/>
-          <w:bCs/>
-          <w:sz w:val="32"/>
-          <w:szCs w:val="32"/>
+          <w:rFonts w:ascii="Times New Roman" w:hAnsi="Times New Roman" w:cs="Times New Roman"/>
+          <w:bCs/>
+          <w:sz w:val="24"/>
+          <w:szCs w:val="24"/>
+        </w:rPr>
+      </w:pPr>
+    </w:p>
+    <w:p>
+      <w:pPr>
+        <w:rPr>
+          <w:rFonts w:ascii="Times New Roman" w:hAnsi="Times New Roman" w:cs="Times New Roman"/>
+          <w:bCs/>
+          <w:sz w:val="28"/>
+          <w:szCs w:val="28"/>
+        </w:rPr>
+      </w:pPr>
+      <w:r>
+        <w:rPr>
+          <w:rFonts w:ascii="Times New Roman" w:hAnsi="Times New Roman" w:cs="Times New Roman"/>
+          <w:bCs/>
+          <w:sz w:val="28"/>
+          <w:szCs w:val="28"/>
         </w:rPr>
         <w:t>Admin</w:t>
       </w:r>
@@ -769,8 +830,8 @@
         <w:rPr>
           <w:rFonts w:ascii="Times New Roman" w:hAnsi="Times New Roman" w:cs="Times New Roman"/>
           <w:bCs/>
-          <w:sz w:val="32"/>
-          <w:szCs w:val="32"/>
+          <w:sz w:val="28"/>
+          <w:szCs w:val="28"/>
         </w:rPr>
         <w:t>isztrátori</w:t>
       </w:r>
@@ -778,8 +839,8 @@
         <w:rPr>
           <w:rFonts w:ascii="Times New Roman" w:hAnsi="Times New Roman" w:cs="Times New Roman"/>
           <w:bCs/>
-          <w:sz w:val="32"/>
-          <w:szCs w:val="32"/>
+          <w:sz w:val="28"/>
+          <w:szCs w:val="28"/>
         </w:rPr>
         <w:t xml:space="preserve"> felület:</w:t>
       </w:r>
@@ -787,22 +848,26 @@
     <w:p>
       <w:pPr>
         <w:rPr>
-          <w:bCs/>
-          <w:sz w:val="24"/>
-          <w:szCs w:val="24"/>
-        </w:rPr>
-      </w:pPr>
-      <w:r>
-        <w:rPr>
-          <w:bCs/>
-          <w:sz w:val="24"/>
-          <w:szCs w:val="24"/>
-        </w:rPr>
+          <w:rFonts w:ascii="Times New Roman" w:hAnsi="Times New Roman" w:cs="Times New Roman"/>
+          <w:bCs/>
+          <w:sz w:val="24"/>
+          <w:szCs w:val="24"/>
+        </w:rPr>
+      </w:pPr>
+      <w:r>
+        <w:rPr>
+          <w:rFonts w:ascii="Times New Roman" w:hAnsi="Times New Roman" w:cs="Times New Roman"/>
+          <w:bCs/>
+          <w:sz w:val="24"/>
+          <w:szCs w:val="24"/>
+        </w:rPr>
+        <w:lastRenderedPageBreak/>
         <w:tab/>
         <w:t xml:space="preserve">Az alkalmazás egy külön, kizárólag az arra jogosult felhasználók számára elérhető adminisztrátori felülettel is rendelkezik, amelynek célja az alkalmazás működésének hatékony felügyelete, a felhasználók kezelése és rendszerszintű statisztikák megtekintése. Az adminisztrátor ezen e felületen lehetőséget kap arra, hogy lekérje és áttekintse az összes regisztrált felhasználót, megtekintse azok adatlapját mint például a felhasználónevüket, email </w:t>
       </w:r>
       <w:r>
         <w:rPr>
+          <w:rFonts w:ascii="Times New Roman" w:hAnsi="Times New Roman" w:cs="Times New Roman"/>
           <w:bCs/>
           <w:sz w:val="24"/>
           <w:szCs w:val="24"/>
@@ -811,6 +876,7 @@
       </w:r>
       <w:r>
         <w:rPr>
+          <w:rFonts w:ascii="Times New Roman" w:hAnsi="Times New Roman" w:cs="Times New Roman"/>
           <w:bCs/>
           <w:sz w:val="24"/>
           <w:szCs w:val="24"/>
@@ -819,6 +885,7 @@
       </w:r>
       <w:r>
         <w:rPr>
+          <w:rFonts w:ascii="Times New Roman" w:hAnsi="Times New Roman" w:cs="Times New Roman"/>
           <w:bCs/>
           <w:sz w:val="24"/>
           <w:szCs w:val="24"/>
@@ -827,6 +894,7 @@
       </w:r>
       <w:r>
         <w:rPr>
+          <w:rFonts w:ascii="Times New Roman" w:hAnsi="Times New Roman" w:cs="Times New Roman"/>
           <w:bCs/>
           <w:sz w:val="24"/>
           <w:szCs w:val="24"/>
@@ -835,6 +903,7 @@
       </w:r>
       <w:r>
         <w:rPr>
+          <w:rFonts w:ascii="Times New Roman" w:hAnsi="Times New Roman" w:cs="Times New Roman"/>
           <w:bCs/>
           <w:sz w:val="24"/>
           <w:szCs w:val="24"/>
@@ -843,6 +912,7 @@
       </w:r>
       <w:r>
         <w:rPr>
+          <w:rFonts w:ascii="Times New Roman" w:hAnsi="Times New Roman" w:cs="Times New Roman"/>
           <w:bCs/>
           <w:sz w:val="24"/>
           <w:szCs w:val="24"/>
@@ -851,6 +921,7 @@
       </w:r>
       <w:r>
         <w:rPr>
+          <w:rFonts w:ascii="Times New Roman" w:hAnsi="Times New Roman" w:cs="Times New Roman"/>
           <w:bCs/>
           <w:sz w:val="24"/>
           <w:szCs w:val="24"/>
@@ -861,13 +932,15 @@
     <w:p>
       <w:pPr>
         <w:rPr>
-          <w:bCs/>
-          <w:sz w:val="24"/>
-          <w:szCs w:val="24"/>
-        </w:rPr>
-      </w:pPr>
-      <w:r>
-        <w:rPr>
+          <w:rFonts w:ascii="Times New Roman" w:hAnsi="Times New Roman" w:cs="Times New Roman"/>
+          <w:bCs/>
+          <w:sz w:val="24"/>
+          <w:szCs w:val="24"/>
+        </w:rPr>
+      </w:pPr>
+      <w:r>
+        <w:rPr>
+          <w:rFonts w:ascii="Times New Roman" w:hAnsi="Times New Roman" w:cs="Times New Roman"/>
           <w:bCs/>
           <w:sz w:val="24"/>
           <w:szCs w:val="24"/>
@@ -878,27 +951,28 @@
     <w:p>
       <w:pPr>
         <w:rPr>
-          <w:bCs/>
-          <w:sz w:val="24"/>
-          <w:szCs w:val="24"/>
-        </w:rPr>
-      </w:pPr>
-    </w:p>
-    <w:p>
-      <w:pPr>
-        <w:rPr>
-          <w:rFonts w:ascii="Times New Roman" w:hAnsi="Times New Roman" w:cs="Times New Roman"/>
-          <w:bCs/>
-          <w:sz w:val="32"/>
-          <w:szCs w:val="32"/>
-        </w:rPr>
-      </w:pPr>
-      <w:r>
-        <w:rPr>
-          <w:rFonts w:ascii="Times New Roman" w:hAnsi="Times New Roman" w:cs="Times New Roman"/>
-          <w:bCs/>
-          <w:sz w:val="32"/>
-          <w:szCs w:val="32"/>
+          <w:rFonts w:ascii="Times New Roman" w:hAnsi="Times New Roman" w:cs="Times New Roman"/>
+          <w:bCs/>
+          <w:sz w:val="24"/>
+          <w:szCs w:val="24"/>
+        </w:rPr>
+      </w:pPr>
+    </w:p>
+    <w:p>
+      <w:pPr>
+        <w:rPr>
+          <w:rFonts w:ascii="Times New Roman" w:hAnsi="Times New Roman" w:cs="Times New Roman"/>
+          <w:bCs/>
+          <w:sz w:val="28"/>
+          <w:szCs w:val="28"/>
+        </w:rPr>
+      </w:pPr>
+      <w:r>
+        <w:rPr>
+          <w:rFonts w:ascii="Times New Roman" w:hAnsi="Times New Roman" w:cs="Times New Roman"/>
+          <w:bCs/>
+          <w:sz w:val="28"/>
+          <w:szCs w:val="28"/>
         </w:rPr>
         <w:t>Összegzés:</w:t>
       </w:r>
@@ -906,13 +980,15 @@
     <w:p>
       <w:pPr>
         <w:rPr>
-          <w:bCs/>
-          <w:sz w:val="24"/>
-          <w:szCs w:val="24"/>
-        </w:rPr>
-      </w:pPr>
-      <w:r>
-        <w:rPr>
+          <w:rFonts w:ascii="Times New Roman" w:hAnsi="Times New Roman" w:cs="Times New Roman"/>
+          <w:bCs/>
+          <w:sz w:val="24"/>
+          <w:szCs w:val="24"/>
+        </w:rPr>
+      </w:pPr>
+      <w:r>
+        <w:rPr>
+          <w:rFonts w:ascii="Times New Roman" w:hAnsi="Times New Roman" w:cs="Times New Roman"/>
           <w:bCs/>
           <w:sz w:val="24"/>
           <w:szCs w:val="24"/>
@@ -922,6 +998,7 @@
       </w:r>
       <w:r>
         <w:rPr>
+          <w:rFonts w:ascii="Times New Roman" w:hAnsi="Times New Roman" w:cs="Times New Roman"/>
           <w:bCs/>
           <w:sz w:val="24"/>
           <w:szCs w:val="24"/>
@@ -930,6 +1007,7 @@
       </w:r>
       <w:r>
         <w:rPr>
+          <w:rFonts w:ascii="Times New Roman" w:hAnsi="Times New Roman" w:cs="Times New Roman"/>
           <w:bCs/>
           <w:sz w:val="24"/>
           <w:szCs w:val="24"/>
@@ -940,33 +1018,26 @@
     <w:p>
       <w:pPr>
         <w:rPr>
-          <w:bCs/>
-          <w:sz w:val="24"/>
-          <w:szCs w:val="24"/>
-        </w:rPr>
-      </w:pPr>
-      <w:r>
-        <w:rPr>
-          <w:bCs/>
-          <w:sz w:val="24"/>
-          <w:szCs w:val="24"/>
-        </w:rPr>
-        <w:t xml:space="preserve">Minden funkció azt szolgálja, hogy az életvitel kiszámíthatóbb, tervezhetőbb és fenntarthatóbb legyen. Az alkalmazás nemcsak emlékeztetőként szolgál, hanem </w:t>
-      </w:r>
-      <w:bookmarkStart w:id="0" w:name="_GoBack"/>
-      <w:bookmarkEnd w:id="0"/>
-      <w:r>
-        <w:rPr>
-          <w:bCs/>
-          <w:sz w:val="24"/>
-          <w:szCs w:val="24"/>
-        </w:rPr>
-        <w:t>visszajelzéseket is ad, ezáltal a felhasználó láthatja, hogy mennyit fejlődött az idő során.</w:t>
-      </w:r>
-    </w:p>
-    <w:p>
-      <w:pPr>
-        <w:rPr>
+          <w:rFonts w:ascii="Times New Roman" w:hAnsi="Times New Roman" w:cs="Times New Roman"/>
+          <w:bCs/>
+          <w:sz w:val="24"/>
+          <w:szCs w:val="24"/>
+        </w:rPr>
+      </w:pPr>
+      <w:r>
+        <w:rPr>
+          <w:rFonts w:ascii="Times New Roman" w:hAnsi="Times New Roman" w:cs="Times New Roman"/>
+          <w:bCs/>
+          <w:sz w:val="24"/>
+          <w:szCs w:val="24"/>
+        </w:rPr>
+        <w:t>Minden funkció azt szolgálja, hogy az életvitel kiszámíthatóbb, tervezhetőbb és fenntarthatóbb legyen. Az alkalmazás nemcsak emlékeztetőként szolgál, hanem visszajelzéseket is ad, ezáltal a felhasználó láthatja, hogy mennyit fejlődött az idő során.</w:t>
+      </w:r>
+    </w:p>
+    <w:p>
+      <w:pPr>
+        <w:rPr>
+          <w:rFonts w:ascii="Times New Roman" w:hAnsi="Times New Roman" w:cs="Times New Roman"/>
           <w:bCs/>
           <w:sz w:val="24"/>
           <w:szCs w:val="24"/>
@@ -977,22 +1048,24 @@
       <w:pPr>
         <w:jc w:val="right"/>
         <w:rPr>
-          <w:bCs/>
-          <w:sz w:val="24"/>
-          <w:szCs w:val="24"/>
-        </w:rPr>
-      </w:pPr>
-      <w:r>
-        <w:rPr>
-          <w:rFonts w:ascii="Times New Roman" w:hAnsi="Times New Roman" w:cs="Times New Roman"/>
-          <w:bCs/>
-          <w:sz w:val="28"/>
-          <w:szCs w:val="28"/>
+          <w:rFonts w:ascii="Times New Roman" w:hAnsi="Times New Roman" w:cs="Times New Roman"/>
+          <w:bCs/>
+          <w:sz w:val="24"/>
+          <w:szCs w:val="24"/>
+        </w:rPr>
+      </w:pPr>
+      <w:r>
+        <w:rPr>
+          <w:rFonts w:ascii="Times New Roman" w:hAnsi="Times New Roman" w:cs="Times New Roman"/>
+          <w:bCs/>
+          <w:sz w:val="24"/>
+          <w:szCs w:val="24"/>
         </w:rPr>
         <w:t>Készítette</w:t>
       </w:r>
       <w:r>
         <w:rPr>
+          <w:rFonts w:ascii="Times New Roman" w:hAnsi="Times New Roman" w:cs="Times New Roman"/>
           <w:bCs/>
           <w:sz w:val="24"/>
           <w:szCs w:val="24"/>
@@ -1003,8 +1076,8 @@
       <w:r>
         <w:rPr>
           <w:rFonts w:ascii="Times New Roman" w:hAnsi="Times New Roman" w:cs="Times New Roman"/>
-          <w:sz w:val="28"/>
-          <w:szCs w:val="28"/>
+          <w:sz w:val="24"/>
+          <w:szCs w:val="24"/>
         </w:rPr>
         <w:t>Evbuomwan</w:t>
       </w:r>
@@ -1012,18 +1085,10 @@
       <w:r>
         <w:rPr>
           <w:rFonts w:ascii="Times New Roman" w:hAnsi="Times New Roman" w:cs="Times New Roman"/>
-          <w:sz w:val="28"/>
-          <w:szCs w:val="28"/>
-        </w:rPr>
-        <w:t xml:space="preserve"> Abigél</w:t>
-      </w:r>
-      <w:r>
-        <w:rPr>
-          <w:rFonts w:ascii="Times New Roman" w:hAnsi="Times New Roman" w:cs="Times New Roman"/>
-          <w:sz w:val="28"/>
-          <w:szCs w:val="28"/>
-        </w:rPr>
-        <w:t xml:space="preserve"> és Sipos Fruzsina</w:t>
+          <w:sz w:val="24"/>
+          <w:szCs w:val="24"/>
+        </w:rPr>
+        <w:t xml:space="preserve"> Abigél és Sipos Fruzsina</w:t>
       </w:r>
     </w:p>
     <w:sectPr>
@@ -1037,7 +1102,7 @@
 </file>
 
 <file path=word/styles.xml><?xml version="1.0" encoding="utf-8"?>
-<w:styles xmlns:mc="http://schemas.openxmlformats.org/markup-compatibility/2006" xmlns:r="http://schemas.openxmlformats.org/officeDocument/2006/relationships" xmlns:w="http://schemas.openxmlformats.org/wordprocessingml/2006/main" xmlns:w14="http://schemas.microsoft.com/office/word/2010/wordml" xmlns:w15="http://schemas.microsoft.com/office/word/2012/wordml" xmlns:w16cid="http://schemas.microsoft.com/office/word/2016/wordml/cid" xmlns:w16se="http://schemas.microsoft.com/office/word/2015/wordml/symex" mc:Ignorable="w14 w15 w16se w16cid">
+<w:styles xmlns:mc="http://schemas.openxmlformats.org/markup-compatibility/2006" xmlns:r="http://schemas.openxmlformats.org/officeDocument/2006/relationships" xmlns:w="http://schemas.openxmlformats.org/wordprocessingml/2006/main" xmlns:w14="http://schemas.microsoft.com/office/word/2010/wordml" xmlns:w15="http://schemas.microsoft.com/office/word/2012/wordml" xmlns:w16cex="http://schemas.microsoft.com/office/word/2018/wordml/cex" xmlns:w16cid="http://schemas.microsoft.com/office/word/2016/wordml/cid" xmlns:w16="http://schemas.microsoft.com/office/word/2018/wordml" xmlns:w16du="http://schemas.microsoft.com/office/word/2023/wordml/word16du" xmlns:w16sdtdh="http://schemas.microsoft.com/office/word/2020/wordml/sdtdatahash" xmlns:w16sdtfl="http://schemas.microsoft.com/office/word/2024/wordml/sdtformatlock" xmlns:w16se="http://schemas.microsoft.com/office/word/2015/wordml/symex" mc:Ignorable="w14 w15 w16se w16cid w16 w16cex w16sdtdh w16sdtfl w16du">
   <w:docDefaults>
     <w:rPrDefault>
       <w:rPr>
@@ -1055,7 +1120,7 @@
       </w:pPr>
     </w:pPrDefault>
   </w:docDefaults>
-  <w:latentStyles w:defLockedState="0" w:defUIPriority="99" w:defSemiHidden="0" w:defUnhideWhenUsed="0" w:defQFormat="0" w:count="375">
+  <w:latentStyles w:defLockedState="0" w:defUIPriority="99" w:defSemiHidden="0" w:defUnhideWhenUsed="0" w:defQFormat="0" w:count="376">
     <w:lsdException w:name="Normal" w:uiPriority="0" w:qFormat="1"/>
     <w:lsdException w:name="heading 1" w:uiPriority="9" w:qFormat="1"/>
     <w:lsdException w:name="heading 2" w:semiHidden="1" w:uiPriority="9" w:unhideWhenUsed="1" w:qFormat="1"/>
@@ -1431,6 +1496,7 @@
     <w:lsdException w:name="Smart Hyperlink" w:semiHidden="1" w:unhideWhenUsed="1"/>
     <w:lsdException w:name="Hashtag" w:semiHidden="1" w:unhideWhenUsed="1"/>
     <w:lsdException w:name="Unresolved Mention" w:semiHidden="1" w:unhideWhenUsed="1"/>
+    <w:lsdException w:name="Smart Link" w:semiHidden="1" w:unhideWhenUsed="1"/>
   </w:latentStyles>
   <w:style w:type="paragraph" w:default="1" w:styleId="Norml">
     <w:name w:val="Normal"/>
@@ -2330,12 +2396,15 @@
 </file>
 
 <file path=customXml/item1.xml><?xml version="1.0" encoding="utf-8"?>
-<?mso-contentType ?>
-<FormTemplates xmlns="http://schemas.microsoft.com/sharepoint/v3/contenttype/forms">
-  <Display>DocumentLibraryForm</Display>
-  <Edit>DocumentLibraryForm</Edit>
-  <New>DocumentLibraryForm</New>
-</FormTemplates>
+<p:properties xmlns:p="http://schemas.microsoft.com/office/2006/metadata/properties" xmlns:xsi="http://www.w3.org/2001/XMLSchema-instance" xmlns:pc="http://schemas.microsoft.com/office/infopath/2007/PartnerControls">
+  <documentManagement>
+    <lcf76f155ced4ddcb4097134ff3c332f xmlns="b813be36-7098-46e1-a45f-d44548ccfb7b">
+      <Terms xmlns="http://schemas.microsoft.com/office/infopath/2007/PartnerControls"/>
+    </lcf76f155ced4ddcb4097134ff3c332f>
+    <ReferenceId xmlns="b813be36-7098-46e1-a45f-d44548ccfb7b" xsi:nil="true"/>
+    <TaxCatchAll xmlns="580c4b0b-1ea3-4245-9264-fcffcaf8b9d1" xsi:nil="true"/>
+  </documentManagement>
+</p:properties>
 </file>
 
 <file path=customXml/item2.xml><?xml version="1.0" encoding="utf-8"?>
@@ -2534,21 +2603,21 @@
 </file>
 
 <file path=customXml/item3.xml><?xml version="1.0" encoding="utf-8"?>
-<p:properties xmlns:p="http://schemas.microsoft.com/office/2006/metadata/properties" xmlns:xsi="http://www.w3.org/2001/XMLSchema-instance" xmlns:pc="http://schemas.microsoft.com/office/infopath/2007/PartnerControls">
-  <documentManagement>
-    <lcf76f155ced4ddcb4097134ff3c332f xmlns="b813be36-7098-46e1-a45f-d44548ccfb7b">
-      <Terms xmlns="http://schemas.microsoft.com/office/infopath/2007/PartnerControls"/>
-    </lcf76f155ced4ddcb4097134ff3c332f>
-    <ReferenceId xmlns="b813be36-7098-46e1-a45f-d44548ccfb7b" xsi:nil="true"/>
-    <TaxCatchAll xmlns="580c4b0b-1ea3-4245-9264-fcffcaf8b9d1" xsi:nil="true"/>
-  </documentManagement>
-</p:properties>
+<?mso-contentType ?>
+<FormTemplates xmlns="http://schemas.microsoft.com/sharepoint/v3/contenttype/forms">
+  <Display>DocumentLibraryForm</Display>
+  <Edit>DocumentLibraryForm</Edit>
+  <New>DocumentLibraryForm</New>
+</FormTemplates>
 </file>
 
 <file path=customXml/itemProps1.xml><?xml version="1.0" encoding="utf-8"?>
-<ds:datastoreItem xmlns:ds="http://schemas.openxmlformats.org/officeDocument/2006/customXml" ds:itemID="{04548D6A-EAED-4561-8D4B-EEED19D36A37}">
+<ds:datastoreItem xmlns:ds="http://schemas.openxmlformats.org/officeDocument/2006/customXml" ds:itemID="{36291CBB-A3DB-473D-9315-CC1AF9B8AFB7}">
   <ds:schemaRefs>
-    <ds:schemaRef ds:uri="http://schemas.microsoft.com/sharepoint/v3/contenttype/forms"/>
+    <ds:schemaRef ds:uri="http://schemas.microsoft.com/office/2006/metadata/properties"/>
+    <ds:schemaRef ds:uri="http://schemas.microsoft.com/office/infopath/2007/PartnerControls"/>
+    <ds:schemaRef ds:uri="b813be36-7098-46e1-a45f-d44548ccfb7b"/>
+    <ds:schemaRef ds:uri="580c4b0b-1ea3-4245-9264-fcffcaf8b9d1"/>
   </ds:schemaRefs>
 </ds:datastoreItem>
 </file>
@@ -2573,12 +2642,9 @@
 </file>
 
 <file path=customXml/itemProps3.xml><?xml version="1.0" encoding="utf-8"?>
-<ds:datastoreItem xmlns:ds="http://schemas.openxmlformats.org/officeDocument/2006/customXml" ds:itemID="{36291CBB-A3DB-473D-9315-CC1AF9B8AFB7}">
+<ds:datastoreItem xmlns:ds="http://schemas.openxmlformats.org/officeDocument/2006/customXml" ds:itemID="{04548D6A-EAED-4561-8D4B-EEED19D36A37}">
   <ds:schemaRefs>
-    <ds:schemaRef ds:uri="http://schemas.microsoft.com/office/2006/metadata/properties"/>
-    <ds:schemaRef ds:uri="http://schemas.microsoft.com/office/infopath/2007/PartnerControls"/>
-    <ds:schemaRef ds:uri="b813be36-7098-46e1-a45f-d44548ccfb7b"/>
-    <ds:schemaRef ds:uri="580c4b0b-1ea3-4245-9264-fcffcaf8b9d1"/>
+    <ds:schemaRef ds:uri="http://schemas.microsoft.com/sharepoint/v3/contenttype/forms"/>
   </ds:schemaRefs>
 </ds:datastoreItem>
 </file>